--- a/rapports/2026-06-06/EQ32/EQ32_sup_v2/DR_141102000010/36-13-83-63.docx
+++ b/rapports/2026-06-06/EQ32/EQ32_sup_v2/DR_141102000010/36-13-83-63.docx
@@ -297,7 +297,7 @@
           <w:color w:val="1F6FEB"/>
           <w:sz w:val="22"/>
         </w:rPr>
-        <w:t>⚠ INCOHÉRENCES À CORRIGER (56)</w:t>
+        <w:t>⚠ INCOHÉRENCES À CORRIGER (51)</w:t>
       </w:r>
     </w:p>
     <w:tbl>
@@ -994,7 +994,7 @@
                 <w:color w:val="16A34A"/>
                 <w:sz w:val="16"/>
               </w:rPr>
-              <w:t>—</w:t>
+              <w:t>s01q49, s02q24, s01q00b, s02q17_2, s02q15_2</w:t>
             </w:r>
           </w:p>
         </w:tc>
@@ -1025,7 +1025,7 @@
                 <w:i w:val="0"/>
                 <w:sz w:val="17"/>
               </w:rPr>
-              <w:t>Incohérence!!! seulement les écoles privées paient les frais de scolarité (y compris les frais d'inscription).</w:t>
+              <w:t>Le montant des frais d'uniformes (1000 FCFA) pour l'année scolaire de Fatoumata Daffé qui fréquente 6ème année de Primaire semble incohérent, veuillez, s'il vous plait, verifier cette information auprès de l'enquêté ou confirmer avec le QG.</w:t>
             </w:r>
           </w:p>
         </w:tc>
@@ -1084,7 +1084,7 @@
                 <w:color w:val="16A34A"/>
                 <w:sz w:val="16"/>
               </w:rPr>
-              <w:t>s01q49, s02q24, s01q00b, s02q17_2, s02q15_2</w:t>
+              <w:t>s01q32, s01q36, s01q38, s04q37_modif, s02q33, s02q34, s01q00b</w:t>
             </w:r>
           </w:p>
         </w:tc>
@@ -1115,7 +1115,7 @@
                 <w:i w:val="0"/>
                 <w:sz w:val="17"/>
               </w:rPr>
-              <w:t>Le montant des frais d'uniformes (1000 FCFA) pour l'année scolaire de Fatoumata Daffé qui fréquente 6ème année de Primaire semble incohérent, veuillez, s'il vous plait, verifier cette information auprès de l'enquêté ou confirmer avec le QG.</w:t>
+              <w:t>Peu probable!!! Vu l'âge (14 ans) de Fatoumata Daffé ou l'année à laquelle Fatoumata Daffé a fréquenté l'école pour la dernière fois (.) le dernier diplome de Fatoumata Daffé ne peut être le Certificat d'études primaires (CEP), prière de corriger cette incohérence ou confirmer avec le QG.</w:t>
             </w:r>
           </w:p>
         </w:tc>
@@ -1205,7 +1205,7 @@
                 <w:i w:val="0"/>
                 <w:sz w:val="17"/>
               </w:rPr>
-              <w:t>Peu probable!!! Vu l'âge (14 ans) de Fatoumata Daffé ou l'année à laquelle Fatoumata Daffé a fréquenté l'école pour la dernière fois (.) le dernier diplome de Fatoumata Daffé ne peut être le Certificat d'études primaires (CEP), prière de corriger cette incohérence ou confirmer avec le QG.</w:t>
+              <w:t>Peu probable!!! Vu l'âge (14 ans) de Chérif Daffé ou l'année à laquelle Chérif Daffé a fréquenté l'école pour la dernière fois (.) le dernier diplome de Chérif Daffé ne peut être le Certificat d'études primaires (CEP), prière de corriger cette incohérence ou confirmer avec le QG.</w:t>
             </w:r>
           </w:p>
         </w:tc>
@@ -1264,7 +1264,7 @@
                 <w:color w:val="16A34A"/>
                 <w:sz w:val="16"/>
               </w:rPr>
-              <w:t>s01q49, s02q24, s01q00b, s02q17_2, s02q15_2</w:t>
+              <w:t>—</w:t>
             </w:r>
           </w:p>
         </w:tc>
@@ -1295,7 +1295,7 @@
                 <w:i w:val="0"/>
                 <w:sz w:val="17"/>
               </w:rPr>
-              <w:t>Le montant des frais d'uniformes (1000 FCFA) pour l'année scolaire de Amadou Daffé qui fréquente 3ème année de Secondaire 1 (Moyen) Général semble incohérent, veuillez, s'il vous plait, verifier cette information auprès de l'enquêté ou confirmer avec le QG.</w:t>
+              <w:t>Incohérent!! Le niveau d'instruction déclaré par l'un des enfants (Primaire) au niveau de la section 1 de Maman Cissé diffère de celui donné par Maman Cissé lui-même qui affirme ne pas avoir frequenté l'école formelle.</w:t>
             </w:r>
           </w:p>
         </w:tc>
@@ -1354,7 +1354,7 @@
                 <w:color w:val="16A34A"/>
                 <w:sz w:val="16"/>
               </w:rPr>
-              <w:t>s01q32, s01q36, s01q38, s04q37_modif, s02q33, s02q34, s01q00b</w:t>
+              <w:t>s01q49, s02q24, s01q00b, s02q17_2, s02q15_2</w:t>
             </w:r>
           </w:p>
         </w:tc>
@@ -1385,7 +1385,7 @@
                 <w:i w:val="0"/>
                 <w:sz w:val="17"/>
               </w:rPr>
-              <w:t>Peu probable!!! Vu l'âge (15 ans) de Amadou Daffé ou l'année à laquelle Amadou Daffé a fréquenté l'école pour la dernière fois (.) le dernier diplome de Amadou Daffé ne peut être le Certificat d'études primaires (CEP), prière de corriger cette incohérence ou confirmer avec le QG.</w:t>
+              <w:t>Le montant des frais d'uniformes (1000 FCFA) pour l'année scolaire de Amadou Daffé qui fréquente 3ème année de Secondaire 1 (Moyen) Général semble incohérent, veuillez, s'il vous plait, verifier cette information auprès de l'enquêté ou confirmer avec le QG.</w:t>
             </w:r>
           </w:p>
         </w:tc>
@@ -1475,7 +1475,7 @@
                 <w:i w:val="0"/>
                 <w:sz w:val="17"/>
               </w:rPr>
-              <w:t>Peu probable!!! Vu l'âge (14 ans) de Chérif Daffé ou l'année à laquelle Chérif Daffé a fréquenté l'école pour la dernière fois (.) le dernier diplome de Chérif Daffé ne peut être le Certificat d'études primaires (CEP), prière de corriger cette incohérence ou confirmer avec le QG.</w:t>
+              <w:t>Peu probable!!! Vu l'âge (15 ans) de Amadou Daffé ou l'année à laquelle Amadou Daffé a fréquenté l'école pour la dernière fois (.) le dernier diplome de Amadou Daffé ne peut être le Certificat d'études primaires (CEP), prière de corriger cette incohérence ou confirmer avec le QG.</w:t>
             </w:r>
           </w:p>
         </w:tc>
@@ -1508,7 +1508,7 @@
                 <w:i w:val="0"/>
                 <w:sz w:val="16"/>
               </w:rPr>
-              <w:t>S02</w:t>
+              <w:t>S11</w:t>
               <w:br/>
             </w:r>
             <w:r>
@@ -1518,7 +1518,7 @@
                 <w:color w:val="64748B"/>
                 <w:sz w:val="14"/>
               </w:rPr>
-              <w:t>Éducation</w:t>
+              <w:t>Logement / cadre de vie</w:t>
             </w:r>
           </w:p>
         </w:tc>
@@ -1565,7 +1565,7 @@
                 <w:i w:val="0"/>
                 <w:sz w:val="17"/>
               </w:rPr>
-              <w:t>Incohérent!! Le niveau d'instruction déclaré par l'un des enfants (Primaire) au niveau de la section 1 de Maman Cissé diffère de celui donné par Maman Cissé lui-même qui affirme ne pas avoir frequenté l'école formelle.</w:t>
+              <w:t>Le type de logement est Autre (à préciser) et le principal matériau de toit est Tôles qui semble incohérent.</w:t>
             </w:r>
           </w:p>
         </w:tc>
@@ -1624,7 +1624,7 @@
                 <w:color w:val="16A34A"/>
                 <w:sz w:val="16"/>
               </w:rPr>
-              <w:t>—</w:t>
+              <w:t>s01q07, s01q08, s02q20, s02q22, s03q07, s02q29, s04q19, s13q02</w:t>
             </w:r>
           </w:p>
         </w:tc>
@@ -1655,7 +1655,7 @@
                 <w:i w:val="0"/>
                 <w:sz w:val="17"/>
               </w:rPr>
-              <w:t>Le type de logement est Autre (à préciser) et le principal matériau de toit est Tôles qui semble incohérent.</w:t>
+              <w:t>Avertissement!! Le montant supporté (45000 FCFA) par le ménage pour cette source d’énergie (Charbon de bois) à SEDHIOU Urbain au cours des 30 derniers jours semble incoherent, prière de confirmer ou corriger.</w:t>
             </w:r>
           </w:p>
         </w:tc>
@@ -1688,7 +1688,7 @@
                 <w:i w:val="0"/>
                 <w:sz w:val="16"/>
               </w:rPr>
-              <w:t>S11</w:t>
+              <w:t>S20</w:t>
               <w:br/>
             </w:r>
             <w:r>
@@ -1698,7 +1698,7 @@
                 <w:color w:val="64748B"/>
                 <w:sz w:val="14"/>
               </w:rPr>
-              <w:t>Logement / cadre de vie</w:t>
+              <w:t>Gouvernance / autres</w:t>
             </w:r>
           </w:p>
         </w:tc>
@@ -1714,7 +1714,7 @@
                 <w:color w:val="16A34A"/>
                 <w:sz w:val="16"/>
               </w:rPr>
-              <w:t>s01q07, s01q08, s02q20, s02q22, s03q07, s02q29, s04q19, s13q02</w:t>
+              <w:t>—</w:t>
             </w:r>
           </w:p>
         </w:tc>
@@ -1745,7 +1745,7 @@
                 <w:i w:val="0"/>
                 <w:sz w:val="17"/>
               </w:rPr>
-              <w:t>Avertissement!! Le montant supporté (45000 FCFA) par le ménage pour cette source d’énergie (Charbon de bois) à SEDHIOU Urbain au cours des 30 derniers jours semble incoherent, prière de confirmer ou corriger.</w:t>
+              <w:t>Incohérence détectée ! Le ménage a précédemment déclaré vivre « Bien » ou « Assez bien » selon son revenu en 20A.02.</w:t>
             </w:r>
           </w:p>
         </w:tc>
@@ -1760,10 +1760,10 @@
               <w:rPr>
                 <w:b/>
                 <w:i w:val="0"/>
-                <w:color w:val="DC2626"/>
+                <w:color w:val="EA580C"/>
                 <w:sz w:val="16"/>
               </w:rPr>
-              <w:t>Haute</w:t>
+              <w:t>Moyenne</w:t>
             </w:r>
           </w:p>
         </w:tc>
@@ -1778,7 +1778,7 @@
                 <w:i w:val="0"/>
                 <w:sz w:val="16"/>
               </w:rPr>
-              <w:t>S20</w:t>
+              <w:t>S00</w:t>
               <w:br/>
             </w:r>
             <w:r>
@@ -1788,7 +1788,7 @@
                 <w:color w:val="64748B"/>
                 <w:sz w:val="14"/>
               </w:rPr>
-              <w:t>Gouvernance / autres</w:t>
+              <w:t>Identification</w:t>
             </w:r>
           </w:p>
         </w:tc>
@@ -1835,7 +1835,7 @@
                 <w:i w:val="0"/>
                 <w:sz w:val="17"/>
               </w:rPr>
-              <w:t>Incohérence détectée ! Le ménage a précédemment déclaré vivre « Bien » ou « Assez bien » selon son revenu en 20A.02.</w:t>
+              <w:t>L'adresse ou la localisation du ménage doit être bien renseignée, ne doit pas contenir des numéros de téléphone et elle semble courte pour être une adresse.</w:t>
             </w:r>
           </w:p>
         </w:tc>
@@ -1894,7 +1894,7 @@
                 <w:color w:val="16A34A"/>
                 <w:sz w:val="16"/>
               </w:rPr>
-              <w:t>—</w:t>
+              <w:t>s00q12a, s00q12b</w:t>
             </w:r>
           </w:p>
         </w:tc>
@@ -1925,7 +1925,7 @@
                 <w:i w:val="0"/>
                 <w:sz w:val="17"/>
               </w:rPr>
-              <w:t>L'adresse ou la localisation du ménage doit être bien renseignée, ne doit pas contenir des numéros de téléphone et elle semble courte pour être une adresse.</w:t>
+              <w:t>Prière de renseigner la bonne adresse.Attention! Veillez bien renseigner le deuxième numero du chef de ménage(0.12b).</w:t>
             </w:r>
           </w:p>
         </w:tc>
@@ -1958,7 +1958,7 @@
                 <w:i w:val="0"/>
                 <w:sz w:val="16"/>
               </w:rPr>
-              <w:t>S00</w:t>
+              <w:t>S01</w:t>
               <w:br/>
             </w:r>
             <w:r>
@@ -1968,7 +1968,7 @@
                 <w:color w:val="64748B"/>
                 <w:sz w:val="14"/>
               </w:rPr>
-              <w:t>Identification</w:t>
+              <w:t>Démographie</w:t>
             </w:r>
           </w:p>
         </w:tc>
@@ -1984,7 +1984,7 @@
                 <w:color w:val="16A34A"/>
                 <w:sz w:val="16"/>
               </w:rPr>
-              <w:t>s00q12a, s00q12b</w:t>
+              <w:t>—</w:t>
             </w:r>
           </w:p>
         </w:tc>
@@ -2015,7 +2015,7 @@
                 <w:i w:val="0"/>
                 <w:sz w:val="17"/>
               </w:rPr>
-              <w:t>Prière de renseigner la bonne adresse.Attention! Veillez bien renseigner le deuxième numero du chef de ménage(0.12b).</w:t>
+              <w:t>Prière de verifier l'information donnée par Amadou Daffé ou corriger au niveau de la section 1.</w:t>
             </w:r>
           </w:p>
         </w:tc>
@@ -2105,7 +2105,7 @@
                 <w:i w:val="0"/>
                 <w:sz w:val="17"/>
               </w:rPr>
-              <w:t>Prière de verifier l'information donnée par Amadou Daffé ou corriger au niveau de la section 1.</w:t>
+              <w:t>Prière de verifier l'information donnée par Fatoumata Daffé ou corriger au niveau de la section 1.</w:t>
             </w:r>
           </w:p>
         </w:tc>
@@ -2195,7 +2195,7 @@
                 <w:i w:val="0"/>
                 <w:sz w:val="17"/>
               </w:rPr>
-              <w:t>Prière de verifier l'information donnée par Fatoumata Daffé ou corriger au niveau de la section 1.</w:t>
+              <w:t>Prière de verifier l'information donnée par Mamadou Almamy Daffé ou corriger au niveau de la section 1.</w:t>
             </w:r>
           </w:p>
         </w:tc>
@@ -2285,7 +2285,7 @@
                 <w:i w:val="0"/>
                 <w:sz w:val="17"/>
               </w:rPr>
-              <w:t>Prière de verifier l'information donnée par Mamadou Almamy Daffé ou corriger au niveau de la section 1.</w:t>
+              <w:t>Prière de verifier l'information donnée par Mariama Daffé ou corriger au niveau de la section 1.</w:t>
             </w:r>
           </w:p>
         </w:tc>
@@ -2344,7 +2344,7 @@
                 <w:color w:val="16A34A"/>
                 <w:sz w:val="16"/>
               </w:rPr>
-              <w:t>—</w:t>
+              <w:t>s01q10_1</w:t>
             </w:r>
           </w:p>
         </w:tc>
@@ -2375,7 +2375,7 @@
                 <w:i w:val="0"/>
                 <w:sz w:val="17"/>
               </w:rPr>
-              <w:t>Prière de verifier l'information donnée par Mariama Daffé ou corriger au niveau de la section 1.</w:t>
+              <w:t>La taille du ménage lors de l'enquête principale (9) de ce ménage est inférieur à la taille du denombrement (10), prière de fournir des explications concrètes ou aller revisiter le ménage.</w:t>
             </w:r>
           </w:p>
         </w:tc>
@@ -2408,7 +2408,7 @@
                 <w:i w:val="0"/>
                 <w:sz w:val="16"/>
               </w:rPr>
-              <w:t>S01</w:t>
+              <w:t>S02</w:t>
               <w:br/>
             </w:r>
             <w:r>
@@ -2418,7 +2418,7 @@
                 <w:color w:val="64748B"/>
                 <w:sz w:val="14"/>
               </w:rPr>
-              <w:t>Démographie</w:t>
+              <w:t>Éducation</w:t>
             </w:r>
           </w:p>
         </w:tc>
@@ -2434,7 +2434,7 @@
                 <w:color w:val="16A34A"/>
                 <w:sz w:val="16"/>
               </w:rPr>
-              <w:t>s01q10_1</w:t>
+              <w:t>—</w:t>
             </w:r>
           </w:p>
         </w:tc>
@@ -2465,7 +2465,7 @@
                 <w:i w:val="0"/>
                 <w:sz w:val="17"/>
               </w:rPr>
-              <w:t>La taille du ménage lors de l'enquête principale (9) de ce ménage est inférieur à la taille du denombrement (10), prière de fournir des explications concrètes ou aller revisiter le ménage.</w:t>
+              <w:t>Attention!!! le montant payé de Fatoumata Daffé pour la cotisation est de 300 FCFA qui semble faible.</w:t>
             </w:r>
           </w:p>
         </w:tc>
@@ -2555,7 +2555,7 @@
                 <w:i w:val="0"/>
                 <w:sz w:val="17"/>
               </w:rPr>
-              <w:t>veuillez, s'il vous plait, confirmer les frais de scolarité ( 1000 FCFA) payée de Fatoumata Daffé avec le QG ou apporter les corrections nécessaires.</w:t>
+              <w:t>Veuillez verifier cette information auprès de l'enquêté ou confirmer avec le QG.</w:t>
             </w:r>
           </w:p>
         </w:tc>
@@ -2614,7 +2614,7 @@
                 <w:color w:val="16A34A"/>
                 <w:sz w:val="16"/>
               </w:rPr>
-              <w:t>—</w:t>
+              <w:t>s01q63, s00q04, s02q25, s01q00b, s02q17_2, s02q15_2</w:t>
             </w:r>
           </w:p>
         </w:tc>
@@ -2645,7 +2645,7 @@
                 <w:i w:val="0"/>
                 <w:sz w:val="17"/>
               </w:rPr>
-              <w:t>Attention!!! le montant payé de Fatoumata Daffé pour la cotisation est de 300 FCFA qui semble faible.</w:t>
+              <w:t>Dans les milieux urbains c'est peu probable de voir une école dont les élèves ou étudiants ne dépensent pas en frais d'uniformes, prière de verifier pour Chérif Daffé qui fréquente 2ème année de Secondaire 1 (Moyen) Général et corriger ou confirmer avec le QG.</w:t>
             </w:r>
           </w:p>
         </w:tc>
@@ -2704,7 +2704,7 @@
                 <w:color w:val="16A34A"/>
                 <w:sz w:val="16"/>
               </w:rPr>
-              <w:t>—</w:t>
+              <w:t>s01q63, s00q04, s02q25, s01q00b, s02q17_2, s02q15_2</w:t>
             </w:r>
           </w:p>
         </w:tc>
@@ -2735,457 +2735,7 @@
                 <w:i w:val="0"/>
                 <w:sz w:val="17"/>
               </w:rPr>
-              <w:t>Veuillez verifier cette information auprès de l'enquêté ou confirmer avec le QG.</w:t>
-            </w:r>
-          </w:p>
-        </w:tc>
-      </w:tr>
-      <w:tr>
-        <w:tc>
-          <w:tcPr>
-            <w:tcW w:type="dxa" w:w="964"/>
-          </w:tcPr>
-          <w:p>
-            <w:r>
-              <w:rPr>
-                <w:b/>
-                <w:i w:val="0"/>
-                <w:color w:val="EA580C"/>
-                <w:sz w:val="16"/>
-              </w:rPr>
-              <w:t>Moyenne</w:t>
-            </w:r>
-          </w:p>
-        </w:tc>
-        <w:tc>
-          <w:tcPr>
-            <w:tcW w:type="dxa" w:w="1247"/>
-          </w:tcPr>
-          <w:p>
-            <w:r>
-              <w:rPr>
-                <w:b/>
-                <w:i w:val="0"/>
-                <w:sz w:val="16"/>
-              </w:rPr>
-              <w:t>S02</w:t>
-              <w:br/>
-            </w:r>
-            <w:r>
-              <w:rPr>
-                <w:b w:val="0"/>
-                <w:i w:val="0"/>
-                <w:color w:val="64748B"/>
-                <w:sz w:val="14"/>
-              </w:rPr>
-              <w:t>Éducation</w:t>
-            </w:r>
-          </w:p>
-        </w:tc>
-        <w:tc>
-          <w:tcPr>
-            <w:tcW w:type="dxa" w:w="1531"/>
-          </w:tcPr>
-          <w:p>
-            <w:r>
-              <w:rPr>
-                <w:b/>
-                <w:i w:val="0"/>
-                <w:color w:val="16A34A"/>
-                <w:sz w:val="16"/>
-              </w:rPr>
-              <w:t>—</w:t>
-            </w:r>
-          </w:p>
-        </w:tc>
-        <w:tc>
-          <w:tcPr>
-            <w:tcW w:type="dxa" w:w="1191"/>
-          </w:tcPr>
-          <w:p>
-            <w:r>
-              <w:rPr>
-                <w:b w:val="0"/>
-                <w:i w:val="0"/>
-                <w:color w:val="64748B"/>
-                <w:sz w:val="16"/>
-              </w:rPr>
-              <w:t>GT-CQ</w:t>
-            </w:r>
-          </w:p>
-        </w:tc>
-        <w:tc>
-          <w:tcPr>
-            <w:tcW w:type="dxa" w:w="4706"/>
-          </w:tcPr>
-          <w:p>
-            <w:r>
-              <w:rPr>
-                <w:b w:val="0"/>
-                <w:i w:val="0"/>
-                <w:sz w:val="17"/>
-              </w:rPr>
-              <w:t>veuillez, s'il vous plait, confirmer les frais de scolarité ( 1000 FCFA) payée de Gnyma Daffé avec le QG ou apporter les corrections nécessaires.</w:t>
-            </w:r>
-          </w:p>
-        </w:tc>
-      </w:tr>
-      <w:tr>
-        <w:tc>
-          <w:tcPr>
-            <w:tcW w:type="dxa" w:w="964"/>
-          </w:tcPr>
-          <w:p>
-            <w:r>
-              <w:rPr>
-                <w:b/>
-                <w:i w:val="0"/>
-                <w:color w:val="EA580C"/>
-                <w:sz w:val="16"/>
-              </w:rPr>
-              <w:t>Moyenne</w:t>
-            </w:r>
-          </w:p>
-        </w:tc>
-        <w:tc>
-          <w:tcPr>
-            <w:tcW w:type="dxa" w:w="1247"/>
-          </w:tcPr>
-          <w:p>
-            <w:r>
-              <w:rPr>
-                <w:b/>
-                <w:i w:val="0"/>
-                <w:sz w:val="16"/>
-              </w:rPr>
-              <w:t>S02</w:t>
-              <w:br/>
-            </w:r>
-            <w:r>
-              <w:rPr>
-                <w:b w:val="0"/>
-                <w:i w:val="0"/>
-                <w:color w:val="64748B"/>
-                <w:sz w:val="14"/>
-              </w:rPr>
-              <w:t>Éducation</w:t>
-            </w:r>
-          </w:p>
-        </w:tc>
-        <w:tc>
-          <w:tcPr>
-            <w:tcW w:type="dxa" w:w="1531"/>
-          </w:tcPr>
-          <w:p>
-            <w:r>
-              <w:rPr>
-                <w:b/>
-                <w:i w:val="0"/>
-                <w:color w:val="16A34A"/>
-                <w:sz w:val="16"/>
-              </w:rPr>
-              <w:t>s01q63, s00q04, s02q25, s01q00b, s02q17_2, s02q15_2</w:t>
-            </w:r>
-          </w:p>
-        </w:tc>
-        <w:tc>
-          <w:tcPr>
-            <w:tcW w:type="dxa" w:w="1191"/>
-          </w:tcPr>
-          <w:p>
-            <w:r>
-              <w:rPr>
-                <w:b w:val="0"/>
-                <w:i w:val="0"/>
-                <w:color w:val="64748B"/>
-                <w:sz w:val="16"/>
-              </w:rPr>
-              <w:t>GT-CQ</w:t>
-            </w:r>
-          </w:p>
-        </w:tc>
-        <w:tc>
-          <w:tcPr>
-            <w:tcW w:type="dxa" w:w="4706"/>
-          </w:tcPr>
-          <w:p>
-            <w:r>
-              <w:rPr>
-                <w:b w:val="0"/>
-                <w:i w:val="0"/>
-                <w:sz w:val="17"/>
-              </w:rPr>
               <w:t>Dans les milieux urbains c'est peu probable de voir une école dont les élèves ou étudiants ne dépensent pas en frais d'uniformes, prière de verifier pour Gnyma Daffé qui fréquente 5ème année de Primaire et corriger ou confirmer avec le QG.</w:t>
-            </w:r>
-          </w:p>
-        </w:tc>
-      </w:tr>
-      <w:tr>
-        <w:tc>
-          <w:tcPr>
-            <w:tcW w:type="dxa" w:w="964"/>
-          </w:tcPr>
-          <w:p>
-            <w:r>
-              <w:rPr>
-                <w:b/>
-                <w:i w:val="0"/>
-                <w:color w:val="EA580C"/>
-                <w:sz w:val="16"/>
-              </w:rPr>
-              <w:t>Moyenne</w:t>
-            </w:r>
-          </w:p>
-        </w:tc>
-        <w:tc>
-          <w:tcPr>
-            <w:tcW w:type="dxa" w:w="1247"/>
-          </w:tcPr>
-          <w:p>
-            <w:r>
-              <w:rPr>
-                <w:b/>
-                <w:i w:val="0"/>
-                <w:sz w:val="16"/>
-              </w:rPr>
-              <w:t>S02</w:t>
-              <w:br/>
-            </w:r>
-            <w:r>
-              <w:rPr>
-                <w:b w:val="0"/>
-                <w:i w:val="0"/>
-                <w:color w:val="64748B"/>
-                <w:sz w:val="14"/>
-              </w:rPr>
-              <w:t>Éducation</w:t>
-            </w:r>
-          </w:p>
-        </w:tc>
-        <w:tc>
-          <w:tcPr>
-            <w:tcW w:type="dxa" w:w="1531"/>
-          </w:tcPr>
-          <w:p>
-            <w:r>
-              <w:rPr>
-                <w:b/>
-                <w:i w:val="0"/>
-                <w:color w:val="16A34A"/>
-                <w:sz w:val="16"/>
-              </w:rPr>
-              <w:t>—</w:t>
-            </w:r>
-          </w:p>
-        </w:tc>
-        <w:tc>
-          <w:tcPr>
-            <w:tcW w:type="dxa" w:w="1191"/>
-          </w:tcPr>
-          <w:p>
-            <w:r>
-              <w:rPr>
-                <w:b w:val="0"/>
-                <w:i w:val="0"/>
-                <w:color w:val="64748B"/>
-                <w:sz w:val="16"/>
-              </w:rPr>
-              <w:t>GT-CQ</w:t>
-            </w:r>
-          </w:p>
-        </w:tc>
-        <w:tc>
-          <w:tcPr>
-            <w:tcW w:type="dxa" w:w="4706"/>
-          </w:tcPr>
-          <w:p>
-            <w:r>
-              <w:rPr>
-                <w:b w:val="0"/>
-                <w:i w:val="0"/>
-                <w:sz w:val="17"/>
-              </w:rPr>
-              <w:t>veuillez, s'il vous plait, confirmer les frais de scolarité ( 5000 FCFA) payée de Amadou Daffé avec le QG ou apporter les corrections nécessaires.</w:t>
-            </w:r>
-          </w:p>
-        </w:tc>
-      </w:tr>
-      <w:tr>
-        <w:tc>
-          <w:tcPr>
-            <w:tcW w:type="dxa" w:w="964"/>
-          </w:tcPr>
-          <w:p>
-            <w:r>
-              <w:rPr>
-                <w:b/>
-                <w:i w:val="0"/>
-                <w:color w:val="EA580C"/>
-                <w:sz w:val="16"/>
-              </w:rPr>
-              <w:t>Moyenne</w:t>
-            </w:r>
-          </w:p>
-        </w:tc>
-        <w:tc>
-          <w:tcPr>
-            <w:tcW w:type="dxa" w:w="1247"/>
-          </w:tcPr>
-          <w:p>
-            <w:r>
-              <w:rPr>
-                <w:b/>
-                <w:i w:val="0"/>
-                <w:sz w:val="16"/>
-              </w:rPr>
-              <w:t>S02</w:t>
-              <w:br/>
-            </w:r>
-            <w:r>
-              <w:rPr>
-                <w:b w:val="0"/>
-                <w:i w:val="0"/>
-                <w:color w:val="64748B"/>
-                <w:sz w:val="14"/>
-              </w:rPr>
-              <w:t>Éducation</w:t>
-            </w:r>
-          </w:p>
-        </w:tc>
-        <w:tc>
-          <w:tcPr>
-            <w:tcW w:type="dxa" w:w="1531"/>
-          </w:tcPr>
-          <w:p>
-            <w:r>
-              <w:rPr>
-                <w:b/>
-                <w:i w:val="0"/>
-                <w:color w:val="16A34A"/>
-                <w:sz w:val="16"/>
-              </w:rPr>
-              <w:t>—</w:t>
-            </w:r>
-          </w:p>
-        </w:tc>
-        <w:tc>
-          <w:tcPr>
-            <w:tcW w:type="dxa" w:w="1191"/>
-          </w:tcPr>
-          <w:p>
-            <w:r>
-              <w:rPr>
-                <w:b w:val="0"/>
-                <w:i w:val="0"/>
-                <w:color w:val="64748B"/>
-                <w:sz w:val="16"/>
-              </w:rPr>
-              <w:t>GT-CQ</w:t>
-            </w:r>
-          </w:p>
-        </w:tc>
-        <w:tc>
-          <w:tcPr>
-            <w:tcW w:type="dxa" w:w="4706"/>
-          </w:tcPr>
-          <w:p>
-            <w:r>
-              <w:rPr>
-                <w:b w:val="0"/>
-                <w:i w:val="0"/>
-                <w:sz w:val="17"/>
-              </w:rPr>
-              <w:t>veuillez, s'il vous plait, confirmer les frais de scolarité ( 5000 FCFA) payée de Chérif Daffé avec le QG ou apporter les corrections nécessaires.</w:t>
-            </w:r>
-          </w:p>
-        </w:tc>
-      </w:tr>
-      <w:tr>
-        <w:tc>
-          <w:tcPr>
-            <w:tcW w:type="dxa" w:w="964"/>
-          </w:tcPr>
-          <w:p>
-            <w:r>
-              <w:rPr>
-                <w:b/>
-                <w:i w:val="0"/>
-                <w:color w:val="EA580C"/>
-                <w:sz w:val="16"/>
-              </w:rPr>
-              <w:t>Moyenne</w:t>
-            </w:r>
-          </w:p>
-        </w:tc>
-        <w:tc>
-          <w:tcPr>
-            <w:tcW w:type="dxa" w:w="1247"/>
-          </w:tcPr>
-          <w:p>
-            <w:r>
-              <w:rPr>
-                <w:b/>
-                <w:i w:val="0"/>
-                <w:sz w:val="16"/>
-              </w:rPr>
-              <w:t>S02</w:t>
-              <w:br/>
-            </w:r>
-            <w:r>
-              <w:rPr>
-                <w:b w:val="0"/>
-                <w:i w:val="0"/>
-                <w:color w:val="64748B"/>
-                <w:sz w:val="14"/>
-              </w:rPr>
-              <w:t>Éducation</w:t>
-            </w:r>
-          </w:p>
-        </w:tc>
-        <w:tc>
-          <w:tcPr>
-            <w:tcW w:type="dxa" w:w="1531"/>
-          </w:tcPr>
-          <w:p>
-            <w:r>
-              <w:rPr>
-                <w:b/>
-                <w:i w:val="0"/>
-                <w:color w:val="16A34A"/>
-                <w:sz w:val="16"/>
-              </w:rPr>
-              <w:t>s01q63, s00q04, s02q25, s01q00b, s02q17_2, s02q15_2</w:t>
-            </w:r>
-          </w:p>
-        </w:tc>
-        <w:tc>
-          <w:tcPr>
-            <w:tcW w:type="dxa" w:w="1191"/>
-          </w:tcPr>
-          <w:p>
-            <w:r>
-              <w:rPr>
-                <w:b w:val="0"/>
-                <w:i w:val="0"/>
-                <w:color w:val="64748B"/>
-                <w:sz w:val="16"/>
-              </w:rPr>
-              <w:t>GT-CQ</w:t>
-            </w:r>
-          </w:p>
-        </w:tc>
-        <w:tc>
-          <w:tcPr>
-            <w:tcW w:type="dxa" w:w="4706"/>
-          </w:tcPr>
-          <w:p>
-            <w:r>
-              <w:rPr>
-                <w:b w:val="0"/>
-                <w:i w:val="0"/>
-                <w:sz w:val="17"/>
-              </w:rPr>
-              <w:t>Dans les milieux urbains c'est peu probable de voir une école dont les élèves ou étudiants ne dépensent pas en frais d'uniformes, prière de verifier pour Chérif Daffé qui fréquente 2ème année de Secondaire 1 (Moyen) Général et corriger ou confirmer avec le QG.</w:t>
             </w:r>
           </w:p>
         </w:tc>
